--- a/ProfilesRNS_ReadMeFirst.docx
+++ b/ProfilesRNS_ReadMeFirst.docx
@@ -74,7 +74,7 @@
         <w:rPr>
           <w:rFonts w:cs="Arial"/>
         </w:rPr>
-        <w:t>December 18</w:t>
+        <w:t>October 1</w:t>
       </w:r>
       <w:r>
         <w:rPr>
@@ -86,7 +86,7 @@
         <w:rPr>
           <w:rFonts w:cs="Arial"/>
         </w:rPr>
-        <w:t>5</w:t>
+        <w:t>6</w:t>
       </w:r>
     </w:p>
     <w:p>
@@ -127,7 +127,19 @@
         <w:rPr>
           <w:rFonts w:cs="Arial"/>
         </w:rPr>
-        <w:t>4.0.0</w:t>
+        <w:t>4.</w:t>
+      </w:r>
+      <w:r>
+        <w:rPr>
+          <w:rFonts w:cs="Arial"/>
+        </w:rPr>
+        <w:t>1</w:t>
+      </w:r>
+      <w:r>
+        <w:rPr>
+          <w:rFonts w:cs="Arial"/>
+        </w:rPr>
+        <w:t>.0</w:t>
       </w:r>
     </w:p>
     <w:p>
@@ -640,13 +652,29 @@
         <w:t xml:space="preserve">(RNS) </w:t>
       </w:r>
       <w:r>
-        <w:t xml:space="preserve">is an open source tool </w:t>
+        <w:t xml:space="preserve">is an </w:t>
+      </w:r>
+      <w:proofErr w:type="gramStart"/>
+      <w:r>
+        <w:t>open source</w:t>
+      </w:r>
+      <w:proofErr w:type="gramEnd"/>
+      <w:r>
+        <w:t xml:space="preserve"> tool </w:t>
       </w:r>
       <w:r>
         <w:t xml:space="preserve">used </w:t>
       </w:r>
       <w:r>
-        <w:t>to speed the process of finding researchers with specific areas of expertise for collaboration and professional networking. Profiles RNS imports and analyzes "white pages" information, publications, and other data sources to create and maintain a complete searchable library of web-based electronic CV's. Built-in network analysis and data visualization tools allow administrators to generate research portfolios of their institution, discover connections between parts of their organization, and understand what f</w:t>
+        <w:t xml:space="preserve">to speed the process of finding researchers with specific areas of expertise for collaboration and professional networking. Profiles RNS imports and analyzes "white pages" information, publications, and other data sources to create and maintain a complete searchable library of web-based electronic </w:t>
+      </w:r>
+      <w:proofErr w:type="gramStart"/>
+      <w:r>
+        <w:t>CV's</w:t>
+      </w:r>
+      <w:proofErr w:type="gramEnd"/>
+      <w:r>
+        <w:t>. Built-in network analysis and data visualization tools allow administrators to generate research portfolios of their institution, discover connections between parts of their organization, and understand what f</w:t>
       </w:r>
       <w:r>
         <w:t>actors influence collaboration.</w:t>
@@ -775,12 +803,14 @@
       <w:r>
         <w:t xml:space="preserve">using “triples” that contain three URIs--a subject, predicate, and object. For example, the URI of a Person can be connected to the URI of a Concept through a predicate URI of </w:t>
       </w:r>
+      <w:proofErr w:type="spellStart"/>
       <w:r>
         <w:rPr>
           <w:i/>
         </w:rPr>
         <w:t>hasResearchArea</w:t>
       </w:r>
+      <w:proofErr w:type="spellEnd"/>
       <w:r>
         <w:t>.</w:t>
       </w:r>
@@ -794,10 +824,26 @@
         <w:t>ntology, which describes the classes and properties used to define entities and link them together. Profiles RNS uses the VIVO Ontology, which was developed as</w:t>
       </w:r>
       <w:r>
-        <w:t xml:space="preserve"> part of an NIH-funded grant to be a standard for academic and research institutions.</w:t>
-      </w:r>
-      <w:r>
-        <w:t xml:space="preserve"> The combination of Linked Open Data and the VIVO Ontology makes data in Profiles RNS Findable, Accessible, Interoperable, and Reusable (FAIR).</w:t>
+        <w:t xml:space="preserve"> part of an NIH-funded grant to be </w:t>
+      </w:r>
+      <w:proofErr w:type="gramStart"/>
+      <w:r>
+        <w:t>a standard</w:t>
+      </w:r>
+      <w:proofErr w:type="gramEnd"/>
+      <w:r>
+        <w:t xml:space="preserve"> for academic and research institutions.</w:t>
+      </w:r>
+      <w:r>
+        <w:t xml:space="preserve"> The combination of Linked Open Data and </w:t>
+      </w:r>
+      <w:proofErr w:type="gramStart"/>
+      <w:r>
+        <w:t>the VIVO</w:t>
+      </w:r>
+      <w:proofErr w:type="gramEnd"/>
+      <w:r>
+        <w:t xml:space="preserve"> Ontology makes data in Profiles RNS Findable, Accessible, Interoperable, and Reusable (FAIR).</w:t>
       </w:r>
     </w:p>
     <w:p>
@@ -835,7 +881,49 @@
         <w:rPr>
           <w:rFonts w:cs="Arial"/>
         </w:rPr>
-        <w:t>With this version, numerous new features were added to the software as a result of contributions from both academic and industry members of the Profiles RNS open source community. These include OpenSocial “gadgets” (e.g., videos, presentations, Twitter feeds, links to external websites, etc.)</w:t>
+        <w:t xml:space="preserve">With this version, numerous new features were added to the software </w:t>
+      </w:r>
+      <w:proofErr w:type="gramStart"/>
+      <w:r>
+        <w:rPr>
+          <w:rFonts w:cs="Arial"/>
+        </w:rPr>
+        <w:t>as a result of</w:t>
+      </w:r>
+      <w:proofErr w:type="gramEnd"/>
+      <w:r>
+        <w:rPr>
+          <w:rFonts w:cs="Arial"/>
+        </w:rPr>
+        <w:t xml:space="preserve"> contributions from both academic and industry members of the Profiles RNS </w:t>
+      </w:r>
+      <w:proofErr w:type="gramStart"/>
+      <w:r>
+        <w:rPr>
+          <w:rFonts w:cs="Arial"/>
+        </w:rPr>
+        <w:t>open source</w:t>
+      </w:r>
+      <w:proofErr w:type="gramEnd"/>
+      <w:r>
+        <w:rPr>
+          <w:rFonts w:cs="Arial"/>
+        </w:rPr>
+        <w:t xml:space="preserve"> community. These include </w:t>
+      </w:r>
+      <w:proofErr w:type="spellStart"/>
+      <w:r>
+        <w:rPr>
+          <w:rFonts w:cs="Arial"/>
+        </w:rPr>
+        <w:t>OpenSocial</w:t>
+      </w:r>
+      <w:proofErr w:type="spellEnd"/>
+      <w:r>
+        <w:rPr>
+          <w:rFonts w:cs="Arial"/>
+        </w:rPr>
+        <w:t xml:space="preserve"> “gadgets” (e.g., videos, presentations, Twitter feeds, links to external websites, etc.)</w:t>
       </w:r>
       <w:r>
         <w:rPr>
@@ -847,7 +935,21 @@
         <w:rPr>
           <w:rFonts w:cs="Arial"/>
         </w:rPr>
-        <w:t xml:space="preserve"> integration with ORCID and research resources (through eagle-i)</w:t>
+        <w:t xml:space="preserve"> integration with ORCID and research resources (through eagle-</w:t>
+      </w:r>
+      <w:proofErr w:type="spellStart"/>
+      <w:r>
+        <w:rPr>
+          <w:rFonts w:cs="Arial"/>
+        </w:rPr>
+        <w:t>i</w:t>
+      </w:r>
+      <w:proofErr w:type="spellEnd"/>
+      <w:r>
+        <w:rPr>
+          <w:rFonts w:cs="Arial"/>
+        </w:rPr>
+        <w:t>)</w:t>
       </w:r>
       <w:r>
         <w:rPr>
@@ -859,7 +961,21 @@
         <w:rPr>
           <w:rFonts w:cs="Arial"/>
         </w:rPr>
-        <w:t xml:space="preserve"> enhanced publication lists (Altmetric Badges, links to PubMed Central, etc.)</w:t>
+        <w:t xml:space="preserve"> enhanced publication lists (</w:t>
+      </w:r>
+      <w:proofErr w:type="spellStart"/>
+      <w:r>
+        <w:rPr>
+          <w:rFonts w:cs="Arial"/>
+        </w:rPr>
+        <w:t>Altmetric</w:t>
+      </w:r>
+      <w:proofErr w:type="spellEnd"/>
+      <w:r>
+        <w:rPr>
+          <w:rFonts w:cs="Arial"/>
+        </w:rPr>
+        <w:t xml:space="preserve"> Badges, links to PubMed Central, etc.)</w:t>
       </w:r>
       <w:r>
         <w:rPr>
@@ -1047,7 +1163,23 @@
           <w:rFonts w:cs="Arial"/>
           <w:u w:val="single"/>
         </w:rPr>
-        <w:t>New Javascript UI</w:t>
+        <w:t xml:space="preserve">New </w:t>
+      </w:r>
+      <w:proofErr w:type="spellStart"/>
+      <w:r>
+        <w:rPr>
+          <w:rFonts w:cs="Arial"/>
+          <w:u w:val="single"/>
+        </w:rPr>
+        <w:t>Javascript</w:t>
+      </w:r>
+      <w:proofErr w:type="spellEnd"/>
+      <w:r>
+        <w:rPr>
+          <w:rFonts w:cs="Arial"/>
+          <w:u w:val="single"/>
+        </w:rPr>
+        <w:t xml:space="preserve"> UI</w:t>
       </w:r>
     </w:p>
     <w:p>
@@ -1091,7 +1223,49 @@
         <w:rPr>
           <w:rFonts w:cs="Arial"/>
         </w:rPr>
-        <w:t xml:space="preserve">ll data for profile, network, and connection pages, and search pages is returned using a json api, and the page display is built client side using javascript. </w:t>
+        <w:t xml:space="preserve">ll data for profile, network, and connection pages, and search pages is returned using a </w:t>
+      </w:r>
+      <w:proofErr w:type="spellStart"/>
+      <w:r>
+        <w:rPr>
+          <w:rFonts w:cs="Arial"/>
+        </w:rPr>
+        <w:t>json</w:t>
+      </w:r>
+      <w:proofErr w:type="spellEnd"/>
+      <w:r>
+        <w:rPr>
+          <w:rFonts w:cs="Arial"/>
+        </w:rPr>
+        <w:t xml:space="preserve"> </w:t>
+      </w:r>
+      <w:proofErr w:type="spellStart"/>
+      <w:r>
+        <w:rPr>
+          <w:rFonts w:cs="Arial"/>
+        </w:rPr>
+        <w:t>api</w:t>
+      </w:r>
+      <w:proofErr w:type="spellEnd"/>
+      <w:r>
+        <w:rPr>
+          <w:rFonts w:cs="Arial"/>
+        </w:rPr>
+        <w:t xml:space="preserve">, and the page display is built client side using </w:t>
+      </w:r>
+      <w:proofErr w:type="spellStart"/>
+      <w:r>
+        <w:rPr>
+          <w:rFonts w:cs="Arial"/>
+        </w:rPr>
+        <w:t>javascript</w:t>
+      </w:r>
+      <w:proofErr w:type="spellEnd"/>
+      <w:r>
+        <w:rPr>
+          <w:rFonts w:cs="Arial"/>
+        </w:rPr>
+        <w:t xml:space="preserve">. </w:t>
       </w:r>
       <w:r>
         <w:rPr>
@@ -1249,7 +1423,21 @@
         <w:rPr>
           <w:rFonts w:cs="Arial"/>
         </w:rPr>
-        <w:t xml:space="preserve"> – An important feature of Profiles RNS is its ability to share data. The API Guide describes the various types of ways this can be done. </w:t>
+        <w:t xml:space="preserve"> – An important feature of Profiles RNS is its ability to share data. The API Guide describes </w:t>
+      </w:r>
+      <w:proofErr w:type="gramStart"/>
+      <w:r>
+        <w:rPr>
+          <w:rFonts w:cs="Arial"/>
+        </w:rPr>
+        <w:t>the various</w:t>
+      </w:r>
+      <w:proofErr w:type="gramEnd"/>
+      <w:r>
+        <w:rPr>
+          <w:rFonts w:cs="Arial"/>
+        </w:rPr>
+        <w:t xml:space="preserve"> types of ways this can be done. </w:t>
       </w:r>
       <w:r>
         <w:rPr>
@@ -1261,7 +1449,21 @@
         <w:rPr>
           <w:rFonts w:cs="Arial"/>
         </w:rPr>
-        <w:t>The API_Examples folder contains related files, such as XSDs and example API request messages.</w:t>
+        <w:t xml:space="preserve">The </w:t>
+      </w:r>
+      <w:proofErr w:type="spellStart"/>
+      <w:r>
+        <w:rPr>
+          <w:rFonts w:cs="Arial"/>
+        </w:rPr>
+        <w:t>API_Examples</w:t>
+      </w:r>
+      <w:proofErr w:type="spellEnd"/>
+      <w:r>
+        <w:rPr>
+          <w:rFonts w:cs="Arial"/>
+        </w:rPr>
+        <w:t xml:space="preserve"> folder contains related files, such as XSDs and example API request messages.</w:t>
       </w:r>
     </w:p>
     <w:p>
@@ -1723,7 +1925,21 @@
         <w:rPr>
           <w:rFonts w:cs="Arial"/>
         </w:rPr>
-        <w:t xml:space="preserve">The UCSF Profiles team includes Mini Kahlon, Eric Meeks, Kristine Moss, Rachael Sak, and Leslie Yuan. UCSF has developed innovative promotional strategies for research networking, assisted with quality assurance, and are adding OpenSocial support to Profiles RNS. Mini Kahlon </w:t>
+        <w:t xml:space="preserve">The UCSF Profiles team includes Mini Kahlon, Eric Meeks, Kristine Moss, Rachael Sak, and Leslie Yuan. UCSF has developed innovative promotional strategies for research networking, assisted with quality assurance, and are adding </w:t>
+      </w:r>
+      <w:proofErr w:type="spellStart"/>
+      <w:r>
+        <w:rPr>
+          <w:rFonts w:cs="Arial"/>
+        </w:rPr>
+        <w:t>OpenSocial</w:t>
+      </w:r>
+      <w:proofErr w:type="spellEnd"/>
+      <w:r>
+        <w:rPr>
+          <w:rFonts w:cs="Arial"/>
+        </w:rPr>
+        <w:t xml:space="preserve"> support to Profiles RNS. Mini Kahlon </w:t>
       </w:r>
       <w:r>
         <w:rPr>

--- a/ProfilesRNS_ReadMeFirst.docx
+++ b/ProfilesRNS_ReadMeFirst.docx
@@ -74,7 +74,13 @@
         <w:rPr>
           <w:rFonts w:cs="Arial"/>
         </w:rPr>
-        <w:t>October 1</w:t>
+        <w:t xml:space="preserve">October </w:t>
+      </w:r>
+      <w:r>
+        <w:rPr>
+          <w:rFonts w:cs="Arial"/>
+        </w:rPr>
+        <w:t>9</w:t>
       </w:r>
       <w:r>
         <w:rPr>
@@ -139,7 +145,13 @@
         <w:rPr>
           <w:rFonts w:cs="Arial"/>
         </w:rPr>
-        <w:t>.0</w:t>
+        <w:t>.</w:t>
+      </w:r>
+      <w:r>
+        <w:rPr>
+          <w:rFonts w:cs="Arial"/>
+        </w:rPr>
+        <w:t>1</w:t>
       </w:r>
     </w:p>
     <w:p>
